--- a/Отчёты/ТПИС!ТСиСА/ТПИС_4.docx
+++ b/Отчёты/ТПИС!ТСиСА/ТПИС_4.docx
@@ -603,6 +603,9 @@
         <w:t xml:space="preserve">, </w:t>
       </w:r>
       <w:r>
+        <w:t xml:space="preserve">придём к мысли, что </w:t>
+      </w:r>
+      <w:r>
         <w:t xml:space="preserve">можно добавить интерактивную доску с использованием ИИ, которая, на основе ваших требований, желаний и убеждений, развернёт полный план вашего продвижения, составления </w:t>
       </w:r>
       <w:r>
@@ -621,10 +624,46 @@
         <w:t>map</w:t>
       </w:r>
       <w:r>
+        <w:t xml:space="preserve"> (</w:t>
+      </w:r>
+      <w:r>
+        <w:t>пути решения)</w:t>
+      </w:r>
+      <w:r>
         <w:t xml:space="preserve">, </w:t>
       </w:r>
       <w:r>
-        <w:t>а также на пути прохождения курса подкреплять Вас, создание некого Куратора (Ментора), способствующего вашему успешному прохождению. На основе Ваших тестов и контрольных будет простраивать пути успешного достижения, пассивный повтор в диалоге и так далее.</w:t>
+        <w:t>а также на пути прохождения курса под</w:t>
+      </w:r>
+      <w:r>
+        <w:t>держивать и помогать</w:t>
+      </w:r>
+      <w:r>
+        <w:t xml:space="preserve"> Ва</w:t>
+      </w:r>
+      <w:r>
+        <w:t>м</w:t>
+      </w:r>
+      <w:r>
+        <w:t xml:space="preserve">, создание некого </w:t>
+      </w:r>
+      <w:r>
+        <w:t>к</w:t>
+      </w:r>
+      <w:r>
+        <w:t>уратора (</w:t>
+      </w:r>
+      <w:r>
+        <w:t>м</w:t>
+      </w:r>
+      <w:r>
+        <w:t>ентора), способствующего вашему успешному прохождению</w:t>
+      </w:r>
+      <w:r>
+        <w:t xml:space="preserve"> курса</w:t>
+      </w:r>
+      <w:r>
+        <w:t>. На основе Ваших тестов и контрольных будет простраивать пути успешного достижения, пассивный повтор в диалоге и так далее.</w:t>
       </w:r>
     </w:p>
     <w:p>
@@ -635,7 +674,13 @@
         <w:t xml:space="preserve">То есть идеей является создание </w:t>
       </w:r>
       <w:r>
-        <w:t xml:space="preserve">гибридной среды, где Интерактивная Доска является визуальным телом курса, а ИИ-Ментор </w:t>
+        <w:t>гибридной среды, где Интерактивная Доска является визуальным телом курса, а ИИ-</w:t>
+      </w:r>
+      <w:r>
+        <w:t>м</w:t>
+      </w:r>
+      <w:r>
+        <w:t xml:space="preserve">ентор </w:t>
       </w:r>
       <w:r>
         <w:t>–</w:t>
@@ -650,25 +695,385 @@
     <w:p>
       <w:pPr>
         <w:pStyle w:val="af4"/>
+      </w:pPr>
+      <w:r>
+        <w:t>Целью же является м</w:t>
+      </w:r>
+      <w:r>
+        <w:t xml:space="preserve">аксимизировать показатель </w:t>
+      </w:r>
+      <w:r>
+        <w:t>понимания</w:t>
+      </w:r>
+      <w:r>
+        <w:t xml:space="preserve"> и глубину усвоения материала через создание персонализированного безопасного пространства, где обучение подстраивается под психотип и жизненный контекст человека, а не наоборот.</w:t>
+      </w:r>
+    </w:p>
+    <w:p>
+      <w:pPr>
+        <w:pStyle w:val="af4"/>
+      </w:pPr>
+      <w:r>
+        <w:t>Основными ресурсами для моей — столь важной и полезной, непревзойденной и обескураживающей, ошеломляющи любое сердце — системы можно выделить:</w:t>
+      </w:r>
+    </w:p>
+    <w:p>
+      <w:pPr>
+        <w:pStyle w:val="af4"/>
+      </w:pPr>
+      <w:r>
+        <w:t>— экономические: около 1.5 – 2 млн. рублей,</w:t>
+      </w:r>
+      <w:r>
+        <w:t xml:space="preserve"> </w:t>
+      </w:r>
+      <w:r>
+        <w:t xml:space="preserve">учитывая затраты на сотрудников, настройку систем, </w:t>
+      </w:r>
+      <w:r>
         <w:rPr>
           <w:lang w:val="en-US"/>
         </w:rPr>
-      </w:pPr>
-      <w:r>
-        <w:t>Целью же является м</w:t>
-      </w:r>
-      <w:r>
-        <w:t xml:space="preserve">аксимизировать показатель </w:t>
-      </w:r>
-      <w:r>
-        <w:t>понимания</w:t>
-      </w:r>
-      <w:r>
-        <w:t xml:space="preserve"> и глубину усвоения материала через создание персонализированного безопасного пространства, где обучение подстраивается под психотип и жизненный контекст человека, а не наоборот.</w:t>
+        <w:t>API</w:t>
+      </w:r>
+      <w:r>
+        <w:t xml:space="preserve"> и многое другое;</w:t>
+      </w:r>
+    </w:p>
+    <w:p>
+      <w:pPr>
+        <w:pStyle w:val="af4"/>
+      </w:pPr>
+      <w:r>
+        <w:t>— временные: около 6 – 10 месяцев для создания минимального жизнеспособного продукта</w:t>
+      </w:r>
+      <w:r>
+        <w:t xml:space="preserve"> (</w:t>
+      </w:r>
+      <w:r>
+        <w:rPr>
+          <w:lang w:val="en-US"/>
+        </w:rPr>
+        <w:t>MVP</w:t>
+      </w:r>
+      <w:r>
+        <w:t>)</w:t>
+      </w:r>
+      <w:r>
+        <w:t>, а также настройки алгоритмов, обучение ИИ-агентов;</w:t>
+      </w:r>
+    </w:p>
+    <w:p>
+      <w:pPr>
+        <w:pStyle w:val="af4"/>
+      </w:pPr>
+      <w:r>
+        <w:t>— человеческие: где-то пять-семь участников (</w:t>
+      </w:r>
+      <w:r>
+        <w:rPr>
+          <w:lang w:val="en-US"/>
+        </w:rPr>
+        <w:t>front</w:t>
+      </w:r>
+      <w:r>
+        <w:t>/</w:t>
+      </w:r>
+      <w:r>
+        <w:rPr>
+          <w:lang w:val="en-US"/>
+        </w:rPr>
+        <w:t>back</w:t>
+      </w:r>
+      <w:r>
+        <w:t>-</w:t>
+      </w:r>
+      <w:r>
+        <w:rPr>
+          <w:lang w:val="en-US"/>
+        </w:rPr>
+        <w:t>end</w:t>
+      </w:r>
+      <w:r>
+        <w:t xml:space="preserve"> </w:t>
+      </w:r>
+      <w:r>
+        <w:t xml:space="preserve">разработчики, </w:t>
+      </w:r>
+      <w:r>
+        <w:rPr>
+          <w:lang w:val="en-US"/>
+        </w:rPr>
+        <w:t>UI</w:t>
+      </w:r>
+      <w:r>
+        <w:t>/</w:t>
+      </w:r>
+      <w:r>
+        <w:rPr>
+          <w:lang w:val="en-US"/>
+        </w:rPr>
+        <w:t>UX</w:t>
+      </w:r>
+      <w:r>
+        <w:t xml:space="preserve"> </w:t>
+      </w:r>
+      <w:r>
+        <w:t xml:space="preserve">дизайнер, </w:t>
+      </w:r>
+      <w:r>
+        <w:rPr>
+          <w:lang w:val="en-US"/>
+        </w:rPr>
+        <w:t>ML</w:t>
+      </w:r>
+      <w:r>
+        <w:t>-</w:t>
+      </w:r>
+      <w:r>
+        <w:rPr>
+          <w:lang w:val="en-US"/>
+        </w:rPr>
+        <w:t>engineer</w:t>
+      </w:r>
+      <w:r>
+        <w:t>).</w:t>
+      </w:r>
+      <w:r>
+        <w:t xml:space="preserve"> </w:t>
+      </w:r>
+    </w:p>
+    <w:p>
+      <w:pPr>
+        <w:pStyle w:val="af4"/>
+      </w:pPr>
+      <w:r>
+        <w:t xml:space="preserve">Выполним принцип декомпозиции для системы ИИ-ментора. Представим данную </w:t>
+      </w:r>
+      <w:r>
+        <w:rPr>
+          <w:lang w:val="en-US"/>
+        </w:rPr>
+        <w:t>RoadMap</w:t>
+      </w:r>
+      <w:r>
+        <w:t xml:space="preserve"> </w:t>
+      </w:r>
+      <w:r>
+        <w:t>на рисунке 1.</w:t>
+      </w:r>
+    </w:p>
+    <w:p>
+      <w:pPr>
+        <w:pStyle w:val="af4"/>
+      </w:pPr>
+      <w:r>
+        <w:t xml:space="preserve">На рисунке 2 представим </w:t>
+      </w:r>
+      <w:r>
+        <w:rPr>
+          <w:lang w:val="en-US"/>
+        </w:rPr>
+        <w:t>USM</w:t>
+      </w:r>
+      <w:r>
+        <w:t xml:space="preserve"> (</w:t>
+      </w:r>
+      <w:r>
+        <w:rPr>
+          <w:lang w:val="en-US"/>
+        </w:rPr>
+        <w:t>User</w:t>
+      </w:r>
+      <w:r>
+        <w:t xml:space="preserve"> </w:t>
+      </w:r>
+      <w:r>
+        <w:rPr>
+          <w:lang w:val="en-US"/>
+        </w:rPr>
+        <w:t>Story</w:t>
+      </w:r>
+      <w:r>
+        <w:t xml:space="preserve"> </w:t>
+      </w:r>
+      <w:r>
+        <w:rPr>
+          <w:lang w:val="en-US"/>
+        </w:rPr>
+        <w:t>Mapping</w:t>
+      </w:r>
+      <w:r>
+        <w:t>)</w:t>
+      </w:r>
+      <w:r>
+        <w:t xml:space="preserve">, визуальное представление последовательного действия студента в образовательной </w:t>
+      </w:r>
+      <w:r>
+        <w:lastRenderedPageBreak/>
+        <w:t>системе «ПОНЕТЕЙ».</w:t>
+      </w:r>
+    </w:p>
+    <w:p>
+      <w:pPr>
+        <w:pStyle w:val="af4"/>
+        <w:spacing w:line="240" w:lineRule="auto"/>
+        <w:ind w:firstLine="0"/>
+        <w:jc w:val="center"/>
+      </w:pPr>
+      <w:r>
+        <w:rPr>
+          <w:noProof/>
+        </w:rPr>
+        <w:drawing>
+          <wp:inline distT="0" distB="0" distL="0" distR="0" wp14:anchorId="4413F665" wp14:editId="068542AE">
+            <wp:extent cx="5940425" cy="2587625"/>
+            <wp:effectExtent l="0" t="0" r="3175" b="3175"/>
+            <wp:docPr id="1" name="Рисунок 1"/>
+            <wp:cNvGraphicFramePr>
+              <a:graphicFrameLocks xmlns:a="http://schemas.openxmlformats.org/drawingml/2006/main" noChangeAspect="1"/>
+            </wp:cNvGraphicFramePr>
+            <a:graphic xmlns:a="http://schemas.openxmlformats.org/drawingml/2006/main">
+              <a:graphicData uri="http://schemas.openxmlformats.org/drawingml/2006/picture">
+                <pic:pic xmlns:pic="http://schemas.openxmlformats.org/drawingml/2006/picture">
+                  <pic:nvPicPr>
+                    <pic:cNvPr id="1" name=""/>
+                    <pic:cNvPicPr/>
+                  </pic:nvPicPr>
+                  <pic:blipFill>
+                    <a:blip r:embed="rId8"/>
+                    <a:stretch>
+                      <a:fillRect/>
+                    </a:stretch>
+                  </pic:blipFill>
+                  <pic:spPr>
+                    <a:xfrm>
+                      <a:off x="0" y="0"/>
+                      <a:ext cx="5940425" cy="2587625"/>
+                    </a:xfrm>
+                    <a:prstGeom prst="rect">
+                      <a:avLst/>
+                    </a:prstGeom>
+                  </pic:spPr>
+                </pic:pic>
+              </a:graphicData>
+            </a:graphic>
+          </wp:inline>
+        </w:drawing>
+      </w:r>
+    </w:p>
+    <w:p>
+      <w:pPr>
+        <w:pStyle w:val="af4"/>
+        <w:ind w:firstLine="0"/>
+        <w:jc w:val="center"/>
+      </w:pPr>
+      <w:r>
+        <w:t xml:space="preserve">Рисунок 1 – </w:t>
+      </w:r>
+      <w:r>
+        <w:rPr>
+          <w:lang w:val="en-US"/>
+        </w:rPr>
+        <w:t xml:space="preserve">Mind-map </w:t>
+      </w:r>
+      <w:r>
+        <w:t>системы</w:t>
+      </w:r>
+    </w:p>
+    <w:p>
+      <w:pPr>
+        <w:pStyle w:val="af4"/>
+        <w:spacing w:line="240" w:lineRule="auto"/>
+        <w:ind w:firstLine="0"/>
+        <w:jc w:val="center"/>
+      </w:pPr>
+      <w:r>
+        <w:rPr>
+          <w:noProof/>
+        </w:rPr>
+        <w:drawing>
+          <wp:inline distT="0" distB="0" distL="0" distR="0" wp14:anchorId="0BDBE1E4" wp14:editId="2FF8D4AF">
+            <wp:extent cx="5940425" cy="3347085"/>
+            <wp:effectExtent l="0" t="0" r="3175" b="5715"/>
+            <wp:docPr id="2" name="Рисунок 2"/>
+            <wp:cNvGraphicFramePr>
+              <a:graphicFrameLocks xmlns:a="http://schemas.openxmlformats.org/drawingml/2006/main" noChangeAspect="1"/>
+            </wp:cNvGraphicFramePr>
+            <a:graphic xmlns:a="http://schemas.openxmlformats.org/drawingml/2006/main">
+              <a:graphicData uri="http://schemas.openxmlformats.org/drawingml/2006/picture">
+                <pic:pic xmlns:pic="http://schemas.openxmlformats.org/drawingml/2006/picture">
+                  <pic:nvPicPr>
+                    <pic:cNvPr id="1" name=""/>
+                    <pic:cNvPicPr/>
+                  </pic:nvPicPr>
+                  <pic:blipFill>
+                    <a:blip r:embed="rId9"/>
+                    <a:stretch>
+                      <a:fillRect/>
+                    </a:stretch>
+                  </pic:blipFill>
+                  <pic:spPr>
+                    <a:xfrm>
+                      <a:off x="0" y="0"/>
+                      <a:ext cx="5940425" cy="3347085"/>
+                    </a:xfrm>
+                    <a:prstGeom prst="rect">
+                      <a:avLst/>
+                    </a:prstGeom>
+                  </pic:spPr>
+                </pic:pic>
+              </a:graphicData>
+            </a:graphic>
+          </wp:inline>
+        </w:drawing>
+      </w:r>
+    </w:p>
+    <w:p>
+      <w:pPr>
+        <w:pStyle w:val="af4"/>
+        <w:ind w:firstLine="0"/>
+        <w:jc w:val="center"/>
+        <w:rPr>
+          <w:lang w:val="en-US"/>
+        </w:rPr>
+      </w:pPr>
+      <w:r>
+        <w:t>Рисунок</w:t>
+      </w:r>
+      <w:r>
+        <w:rPr>
+          <w:lang w:val="en-US"/>
+        </w:rPr>
+        <w:t xml:space="preserve"> 2 – </w:t>
+      </w:r>
+      <w:r>
+        <w:rPr>
+          <w:lang w:val="en-US"/>
+        </w:rPr>
+        <w:t xml:space="preserve">User Story Mapping </w:t>
+      </w:r>
+      <w:r>
+        <w:t>для</w:t>
+      </w:r>
+      <w:r>
+        <w:rPr>
+          <w:lang w:val="en-US"/>
+        </w:rPr>
+        <w:t xml:space="preserve"> «</w:t>
+      </w:r>
+      <w:r>
+        <w:t>ПОНЕТЕЯ</w:t>
+      </w:r>
+      <w:r>
+        <w:rPr>
+          <w:lang w:val="en-US"/>
+        </w:rPr>
+        <w:t>»</w:t>
       </w:r>
     </w:p>
     <w:sectPr>
-      <w:footerReference w:type="default" r:id="rId8"/>
+      <w:footerReference w:type="default" r:id="rId10"/>
       <w:pgSz w:w="11906" w:h="16838"/>
       <w:pgMar w:top="1134" w:right="850" w:bottom="1134" w:left="1701" w:header="708" w:footer="708" w:gutter="0"/>
       <w:cols w:space="708"/>
@@ -3735,6 +4140,7 @@
   <w:style w:type="character" w:default="1" w:styleId="a0">
     <w:name w:val="Default Paragraph Font"/>
     <w:uiPriority w:val="1"/>
+    <w:semiHidden/>
     <w:unhideWhenUsed/>
   </w:style>
   <w:style w:type="table" w:default="1" w:styleId="a1">
